--- a/app/templates/PLI_M74.docx
+++ b/app/templates/PLI_M74.docx
@@ -121,33 +121,33 @@
           <w:sz w:val="24"/>
           <w:sz-cs w:val="24"/>
         </w:rPr>
-        <w:t>Tên doanh nghiệp viết bằng tiếng Việt:{dn.ten_tieng_viet}</w:t>
-      </w:r>
-    </w:p>
-    <w:p>
-      <w:pPr>
-        <w:spacing w:before="120"/>
-      </w:pPr>
-      <w:r>
-        <w:rPr>
-          <w:rFonts w:ascii="Arial" w:hAnsi="Arial" w:cs="Arial"/>
-          <w:sz w:val="24"/>
-          <w:sz-cs w:val="24"/>
-        </w:rPr>
-        <w:t>Tên doanh nghiệp viết bằng tiếng nước ngoài:{dn.ten_nuoc_ngoai}</w:t>
-      </w:r>
-    </w:p>
-    <w:p>
-      <w:pPr>
-        <w:spacing w:before="120"/>
-      </w:pPr>
-      <w:r>
-        <w:rPr>
-          <w:rFonts w:ascii="Arial" w:hAnsi="Arial" w:cs="Arial"/>
-          <w:sz w:val="24"/>
-          <w:sz-cs w:val="24"/>
-        </w:rPr>
-        <w:t>Tên doanh nghiệp viết tắt:{dn.ten_viet_tat}</w:t>
+        <w:t>Tên doanh nghiệp viết bằng tiếng Việt: {dn.ten_tieng_viet}</w:t>
+      </w:r>
+    </w:p>
+    <w:p>
+      <w:pPr>
+        <w:spacing w:before="120"/>
+      </w:pPr>
+      <w:r>
+        <w:rPr>
+          <w:rFonts w:ascii="Arial" w:hAnsi="Arial" w:cs="Arial"/>
+          <w:sz w:val="24"/>
+          <w:sz-cs w:val="24"/>
+        </w:rPr>
+        <w:t>Tên doanh nghiệp viết bằng tiếng nước ngoài: {dn.ten_nuoc_ngoai}</w:t>
+      </w:r>
+    </w:p>
+    <w:p>
+      <w:pPr>
+        <w:spacing w:before="120"/>
+      </w:pPr>
+      <w:r>
+        <w:rPr>
+          <w:rFonts w:ascii="Arial" w:hAnsi="Arial" w:cs="Arial"/>
+          <w:sz w:val="24"/>
+          <w:sz-cs w:val="24"/>
+        </w:rPr>
+        <w:t>Tên doanh nghiệp viết tắt: {dn.ten_viet_tat}</w:t>
       </w:r>
     </w:p>
     <w:p>
